--- a/Шмелев 5 практическая.docx
+++ b/Шмелев 5 практическая.docx
@@ -6507,6 +6507,427 @@
           <w:szCs w:val="28"/>
         </w:rPr>
         <w:t>Способ предотвращения: мониторинг сети, резервный канал, проверка оборудования</w:t>
+      </w:r>
+    </w:p>
+    <w:p>
+      <w:pPr>
+        <w:rPr>
+          <w:rFonts w:ascii="Times New Roman" w:hAnsi="Times New Roman" w:cs="Times New Roman"/>
+          <w:b/>
+          <w:bCs/>
+          <w:sz w:val="28"/>
+          <w:szCs w:val="28"/>
+        </w:rPr>
+      </w:pPr>
+      <w:r>
+        <w:rPr>
+          <w:rFonts w:ascii="Times New Roman" w:hAnsi="Times New Roman" w:cs="Times New Roman"/>
+          <w:b/>
+          <w:bCs/>
+          <w:sz w:val="28"/>
+          <w:szCs w:val="28"/>
+        </w:rPr>
+        <w:t>1. Что называется риском внедрения?</w:t>
+      </w:r>
+    </w:p>
+    <w:p>
+      <w:pPr>
+        <w:rPr>
+          <w:rFonts w:ascii="Times New Roman" w:hAnsi="Times New Roman" w:cs="Times New Roman"/>
+          <w:b/>
+          <w:bCs/>
+          <w:sz w:val="28"/>
+          <w:szCs w:val="28"/>
+        </w:rPr>
+      </w:pPr>
+      <w:r>
+        <w:rPr>
+          <w:rFonts w:ascii="Times New Roman" w:hAnsi="Times New Roman" w:cs="Times New Roman"/>
+          <w:b/>
+          <w:bCs/>
+          <w:sz w:val="28"/>
+          <w:szCs w:val="28"/>
+        </w:rPr>
+        <w:t>Риск внедрения — возможное событие или ситуация, которая может отрицательно повлиять на внедрение или дальнейшую работу программного обеспечения.</w:t>
+      </w:r>
+    </w:p>
+    <w:p>
+      <w:pPr>
+        <w:rPr>
+          <w:rFonts w:ascii="Times New Roman" w:hAnsi="Times New Roman" w:cs="Times New Roman"/>
+          <w:b/>
+          <w:bCs/>
+          <w:sz w:val="28"/>
+          <w:szCs w:val="28"/>
+        </w:rPr>
+      </w:pPr>
+      <w:r>
+        <w:rPr>
+          <w:rFonts w:ascii="Times New Roman" w:hAnsi="Times New Roman" w:cs="Times New Roman"/>
+          <w:b/>
+          <w:bCs/>
+          <w:sz w:val="28"/>
+          <w:szCs w:val="28"/>
+        </w:rPr>
+        <w:t>2. Чем риск отличается от уже возникшей проблемы?</w:t>
+      </w:r>
+    </w:p>
+    <w:p>
+      <w:pPr>
+        <w:rPr>
+          <w:rFonts w:ascii="Times New Roman" w:hAnsi="Times New Roman" w:cs="Times New Roman"/>
+          <w:b/>
+          <w:bCs/>
+          <w:sz w:val="28"/>
+          <w:szCs w:val="28"/>
+        </w:rPr>
+      </w:pPr>
+      <w:r>
+        <w:rPr>
+          <w:rFonts w:ascii="Times New Roman" w:hAnsi="Times New Roman" w:cs="Times New Roman"/>
+          <w:b/>
+          <w:bCs/>
+          <w:sz w:val="28"/>
+          <w:szCs w:val="28"/>
+        </w:rPr>
+        <w:t>Риск — это возможное событие в будущем, а проблема — событие, которое уже произошло и требует решения.</w:t>
+      </w:r>
+    </w:p>
+    <w:p>
+      <w:pPr>
+        <w:rPr>
+          <w:rFonts w:ascii="Times New Roman" w:hAnsi="Times New Roman" w:cs="Times New Roman"/>
+          <w:b/>
+          <w:bCs/>
+          <w:sz w:val="28"/>
+          <w:szCs w:val="28"/>
+        </w:rPr>
+      </w:pPr>
+      <w:r>
+        <w:rPr>
+          <w:rFonts w:ascii="Times New Roman" w:hAnsi="Times New Roman" w:cs="Times New Roman"/>
+          <w:b/>
+          <w:bCs/>
+          <w:sz w:val="28"/>
+          <w:szCs w:val="28"/>
+        </w:rPr>
+        <w:t>3. Что показывает вероятность риска?</w:t>
+      </w:r>
+    </w:p>
+    <w:p>
+      <w:pPr>
+        <w:rPr>
+          <w:rFonts w:ascii="Times New Roman" w:hAnsi="Times New Roman" w:cs="Times New Roman"/>
+          <w:b/>
+          <w:bCs/>
+          <w:sz w:val="28"/>
+          <w:szCs w:val="28"/>
+        </w:rPr>
+      </w:pPr>
+      <w:r>
+        <w:rPr>
+          <w:rFonts w:ascii="Times New Roman" w:hAnsi="Times New Roman" w:cs="Times New Roman"/>
+          <w:b/>
+          <w:bCs/>
+          <w:sz w:val="28"/>
+          <w:szCs w:val="28"/>
+        </w:rPr>
+        <w:t>Она показывает, насколько вероятно возникновение определённой проблемы.</w:t>
+      </w:r>
+    </w:p>
+    <w:p>
+      <w:pPr>
+        <w:rPr>
+          <w:rFonts w:ascii="Times New Roman" w:hAnsi="Times New Roman" w:cs="Times New Roman"/>
+          <w:b/>
+          <w:bCs/>
+          <w:sz w:val="28"/>
+          <w:szCs w:val="28"/>
+        </w:rPr>
+      </w:pPr>
+      <w:r>
+        <w:rPr>
+          <w:rFonts w:ascii="Times New Roman" w:hAnsi="Times New Roman" w:cs="Times New Roman"/>
+          <w:b/>
+          <w:bCs/>
+          <w:sz w:val="28"/>
+          <w:szCs w:val="28"/>
+        </w:rPr>
+        <w:t>4. Что показывают последствия риска?</w:t>
+      </w:r>
+    </w:p>
+    <w:p>
+      <w:pPr>
+        <w:rPr>
+          <w:rFonts w:ascii="Times New Roman" w:hAnsi="Times New Roman" w:cs="Times New Roman"/>
+          <w:b/>
+          <w:bCs/>
+          <w:sz w:val="28"/>
+          <w:szCs w:val="28"/>
+        </w:rPr>
+      </w:pPr>
+      <w:r>
+        <w:rPr>
+          <w:rFonts w:ascii="Times New Roman" w:hAnsi="Times New Roman" w:cs="Times New Roman"/>
+          <w:b/>
+          <w:bCs/>
+          <w:sz w:val="28"/>
+          <w:szCs w:val="28"/>
+        </w:rPr>
+        <w:t>Они показывают, насколько сильно проблема повлияет на работу системы и пользователей.</w:t>
+      </w:r>
+    </w:p>
+    <w:p>
+      <w:pPr>
+        <w:rPr>
+          <w:rFonts w:ascii="Times New Roman" w:hAnsi="Times New Roman" w:cs="Times New Roman"/>
+          <w:b/>
+          <w:bCs/>
+          <w:sz w:val="28"/>
+          <w:szCs w:val="28"/>
+        </w:rPr>
+      </w:pPr>
+      <w:r>
+        <w:rPr>
+          <w:rFonts w:ascii="Times New Roman" w:hAnsi="Times New Roman" w:cs="Times New Roman"/>
+          <w:b/>
+          <w:bCs/>
+          <w:sz w:val="28"/>
+          <w:szCs w:val="28"/>
+        </w:rPr>
+        <w:t>5. Для чего необходимо определять меры предотвращения?</w:t>
+      </w:r>
+    </w:p>
+    <w:p>
+      <w:pPr>
+        <w:rPr>
+          <w:rFonts w:ascii="Times New Roman" w:hAnsi="Times New Roman" w:cs="Times New Roman"/>
+          <w:b/>
+          <w:bCs/>
+          <w:sz w:val="28"/>
+          <w:szCs w:val="28"/>
+        </w:rPr>
+      </w:pPr>
+      <w:r>
+        <w:rPr>
+          <w:rFonts w:ascii="Times New Roman" w:hAnsi="Times New Roman" w:cs="Times New Roman"/>
+          <w:b/>
+          <w:bCs/>
+          <w:sz w:val="28"/>
+          <w:szCs w:val="28"/>
+        </w:rPr>
+        <w:t>Чтобы уменьшить вероятность возникновения проблемы или снизить её возможный ущерб.</w:t>
+      </w:r>
+    </w:p>
+    <w:p>
+      <w:pPr>
+        <w:rPr>
+          <w:rFonts w:ascii="Times New Roman" w:hAnsi="Times New Roman" w:cs="Times New Roman"/>
+          <w:b/>
+          <w:bCs/>
+          <w:sz w:val="28"/>
+          <w:szCs w:val="28"/>
+        </w:rPr>
+      </w:pPr>
+      <w:r>
+        <w:rPr>
+          <w:rFonts w:ascii="Times New Roman" w:hAnsi="Times New Roman" w:cs="Times New Roman"/>
+          <w:b/>
+          <w:bCs/>
+          <w:sz w:val="28"/>
+          <w:szCs w:val="28"/>
+        </w:rPr>
+        <w:t>6. Что такое план реагирования?</w:t>
+      </w:r>
+    </w:p>
+    <w:p>
+      <w:pPr>
+        <w:rPr>
+          <w:rFonts w:ascii="Times New Roman" w:hAnsi="Times New Roman" w:cs="Times New Roman"/>
+          <w:b/>
+          <w:bCs/>
+          <w:sz w:val="28"/>
+          <w:szCs w:val="28"/>
+        </w:rPr>
+      </w:pPr>
+      <w:r>
+        <w:rPr>
+          <w:rFonts w:ascii="Times New Roman" w:hAnsi="Times New Roman" w:cs="Times New Roman"/>
+          <w:b/>
+          <w:bCs/>
+          <w:sz w:val="28"/>
+          <w:szCs w:val="28"/>
+        </w:rPr>
+        <w:t>Это последовательность действий, которые выполняются после возникновения проблемы.</w:t>
+      </w:r>
+    </w:p>
+    <w:p>
+      <w:pPr>
+        <w:rPr>
+          <w:rFonts w:ascii="Times New Roman" w:hAnsi="Times New Roman" w:cs="Times New Roman"/>
+          <w:b/>
+          <w:bCs/>
+          <w:sz w:val="28"/>
+          <w:szCs w:val="28"/>
+        </w:rPr>
+      </w:pPr>
+      <w:r>
+        <w:rPr>
+          <w:rFonts w:ascii="Times New Roman" w:hAnsi="Times New Roman" w:cs="Times New Roman"/>
+          <w:b/>
+          <w:bCs/>
+          <w:sz w:val="28"/>
+          <w:szCs w:val="28"/>
+        </w:rPr>
+        <w:lastRenderedPageBreak/>
+        <w:t>7. Назовите пример технического риска.</w:t>
+      </w:r>
+    </w:p>
+    <w:p>
+      <w:pPr>
+        <w:rPr>
+          <w:rFonts w:ascii="Times New Roman" w:hAnsi="Times New Roman" w:cs="Times New Roman"/>
+          <w:b/>
+          <w:bCs/>
+          <w:sz w:val="28"/>
+          <w:szCs w:val="28"/>
+        </w:rPr>
+      </w:pPr>
+      <w:r>
+        <w:rPr>
+          <w:rFonts w:ascii="Times New Roman" w:hAnsi="Times New Roman" w:cs="Times New Roman"/>
+          <w:b/>
+          <w:bCs/>
+          <w:sz w:val="28"/>
+          <w:szCs w:val="28"/>
+        </w:rPr>
+        <w:t>Рабочий компьютер не соответствует системным требованиям или на диске недостаточно места.</w:t>
+      </w:r>
+    </w:p>
+    <w:p>
+      <w:pPr>
+        <w:rPr>
+          <w:rFonts w:ascii="Times New Roman" w:hAnsi="Times New Roman" w:cs="Times New Roman"/>
+          <w:b/>
+          <w:bCs/>
+          <w:sz w:val="28"/>
+          <w:szCs w:val="28"/>
+        </w:rPr>
+      </w:pPr>
+      <w:r>
+        <w:rPr>
+          <w:rFonts w:ascii="Times New Roman" w:hAnsi="Times New Roman" w:cs="Times New Roman"/>
+          <w:b/>
+          <w:bCs/>
+          <w:sz w:val="28"/>
+          <w:szCs w:val="28"/>
+        </w:rPr>
+        <w:t>8. Назовите пример риска, связанного с базой данных.</w:t>
+      </w:r>
+    </w:p>
+    <w:p>
+      <w:pPr>
+        <w:rPr>
+          <w:rFonts w:ascii="Times New Roman" w:hAnsi="Times New Roman" w:cs="Times New Roman"/>
+          <w:b/>
+          <w:bCs/>
+          <w:sz w:val="28"/>
+          <w:szCs w:val="28"/>
+        </w:rPr>
+      </w:pPr>
+      <w:r>
+        <w:rPr>
+          <w:rFonts w:ascii="Times New Roman" w:hAnsi="Times New Roman" w:cs="Times New Roman"/>
+          <w:b/>
+          <w:bCs/>
+          <w:sz w:val="28"/>
+          <w:szCs w:val="28"/>
+        </w:rPr>
+        <w:t>Повреждение базы данных или отсутствие актуальной резервной копии.</w:t>
+      </w:r>
+    </w:p>
+    <w:p>
+      <w:pPr>
+        <w:rPr>
+          <w:rFonts w:ascii="Times New Roman" w:hAnsi="Times New Roman" w:cs="Times New Roman"/>
+          <w:b/>
+          <w:bCs/>
+          <w:sz w:val="28"/>
+          <w:szCs w:val="28"/>
+        </w:rPr>
+      </w:pPr>
+      <w:r>
+        <w:rPr>
+          <w:rFonts w:ascii="Times New Roman" w:hAnsi="Times New Roman" w:cs="Times New Roman"/>
+          <w:b/>
+          <w:bCs/>
+          <w:sz w:val="28"/>
+          <w:szCs w:val="28"/>
+        </w:rPr>
+        <w:t>9. Почему резервное копирование важно при эксплуатации HelpDesk?</w:t>
+      </w:r>
+    </w:p>
+    <w:p>
+      <w:pPr>
+        <w:rPr>
+          <w:rFonts w:ascii="Times New Roman" w:hAnsi="Times New Roman" w:cs="Times New Roman"/>
+          <w:b/>
+          <w:bCs/>
+          <w:sz w:val="28"/>
+          <w:szCs w:val="28"/>
+        </w:rPr>
+      </w:pPr>
+      <w:r>
+        <w:rPr>
+          <w:rFonts w:ascii="Times New Roman" w:hAnsi="Times New Roman" w:cs="Times New Roman"/>
+          <w:b/>
+          <w:bCs/>
+          <w:sz w:val="28"/>
+          <w:szCs w:val="28"/>
+        </w:rPr>
+        <w:t>Оно позволяет восстановить заявки и другие данные после сбоя, повреждения или ошибочного удаления.</w:t>
+      </w:r>
+    </w:p>
+    <w:p>
+      <w:pPr>
+        <w:rPr>
+          <w:rFonts w:ascii="Times New Roman" w:hAnsi="Times New Roman" w:cs="Times New Roman"/>
+          <w:b/>
+          <w:bCs/>
+          <w:sz w:val="28"/>
+          <w:szCs w:val="28"/>
+        </w:rPr>
+      </w:pPr>
+      <w:r>
+        <w:rPr>
+          <w:rFonts w:ascii="Times New Roman" w:hAnsi="Times New Roman" w:cs="Times New Roman"/>
+          <w:b/>
+          <w:bCs/>
+          <w:sz w:val="28"/>
+          <w:szCs w:val="28"/>
+        </w:rPr>
+        <w:t>10. Что входит в итоговый план внедрения программного обеспечения?</w:t>
+      </w:r>
+    </w:p>
+    <w:p>
+      <w:pPr>
+        <w:rPr>
+          <w:rFonts w:ascii="Times New Roman" w:hAnsi="Times New Roman" w:cs="Times New Roman"/>
+          <w:b/>
+          <w:bCs/>
+          <w:sz w:val="28"/>
+          <w:szCs w:val="28"/>
+        </w:rPr>
+      </w:pPr>
+      <w:r>
+        <w:rPr>
+          <w:rFonts w:ascii="Times New Roman" w:hAnsi="Times New Roman" w:cs="Times New Roman"/>
+          <w:b/>
+          <w:bCs/>
+          <w:sz w:val="28"/>
+          <w:szCs w:val="28"/>
+        </w:rPr>
+        <w:t>Описание продукта, цели, системные требования, программное окружение, схема архитектуры, этапы и сроки, ответственные, контрольные точки, риски, резервное копирование, чек-лист и заключение.</w:t>
       </w:r>
       <w:bookmarkStart w:id="0" w:name="_GoBack"/>
       <w:bookmarkEnd w:id="0"/>
